--- a/docs/Установка_на_iPhone.docx
+++ b/docs/Установка_на_iPhone.docx
@@ -786,7 +786,32 @@
         <w:pStyle w:val="Compact"/>
       </w:pPr>
       <w:r>
-        <w:t xml:space="preserve">Открыть «Маршрут». При первом включении напоминания iPhone спросит разрешение на уведомления: нажать</w:t>
+        <w:t xml:space="preserve">Открыть «Маршрут». Приложение берёт все данные с сервера API, поэтому сначала нужно запустить сервер на ноутбуке и ввести его адрес на экране входа (инструкция «Сервер API»). Когда iPhone спросит о доступе к устройствам в локальной сети, нажать</w:t>
+      </w:r>
+      <w:r>
+        <w:t xml:space="preserve"> </w:t>
+      </w:r>
+      <w:r>
+        <w:rPr>
+          <w:bCs/>
+          <w:b/>
+        </w:rPr>
+        <w:t xml:space="preserve">«Разрешить»</w:t>
+      </w:r>
+      <w:r>
+        <w:t xml:space="preserve">.</w:t>
+      </w:r>
+    </w:p>
+    <w:p>
+      <w:pPr>
+        <w:numPr>
+          <w:ilvl w:val="0"/>
+          <w:numId w:val="1006"/>
+        </w:numPr>
+        <w:pStyle w:val="Compact"/>
+      </w:pPr>
+      <w:r>
+        <w:t xml:space="preserve">При первом включении напоминания iPhone спросит разрешение на уведомления: нажать</w:t>
       </w:r>
       <w:r>
         <w:t xml:space="preserve"> </w:t>
@@ -833,7 +858,7 @@
         <w:t xml:space="preserve"> </w:t>
       </w:r>
       <w:r>
-        <w:t xml:space="preserve">с тем же файлом. Приложение перед этим не удалять, тогда план, заметки и вход сохранятся. Перед защитой лучше переустановить приложение накануне, чтобы срок подписи точно не закончился.</w:t>
+        <w:t xml:space="preserve">с тем же файлом. План и заметки хранятся на сервере и не пропадут; если приложение перед этим не удалять, сохранятся ещё адрес сервера и вход. Перед защитой лучше переустановить приложение накануне, чтобы срок подписи точно не закончился.</w:t>
       </w:r>
     </w:p>
     <w:bookmarkEnd w:id="29"/>
@@ -868,6 +893,34 @@
       </w:pPr>
       <w:r>
         <w:t xml:space="preserve">Sideloadly долго висит на входе в Apple ID: закрыть iTunes и Sideloadly, открыть Sideloadly снова и повторить шаг 4.</w:t>
+      </w:r>
+    </w:p>
+    <w:p>
+      <w:pPr>
+        <w:numPr>
+          <w:ilvl w:val="0"/>
+          <w:numId w:val="1007"/>
+        </w:numPr>
+        <w:pStyle w:val="Compact"/>
+      </w:pPr>
+      <w:r>
+        <w:t xml:space="preserve">«Маршрут» пишет «Нет связи с сервером»: проверить, что сервер запущен на ноутбуке и iPhone в той же сети Wi-Fi, а также что в</w:t>
+      </w:r>
+      <w:r>
+        <w:t xml:space="preserve"> </w:t>
+      </w:r>
+      <w:r>
+        <w:rPr>
+          <w:bCs/>
+          <w:b/>
+        </w:rPr>
+        <w:t xml:space="preserve">Настройки → Конфиденциальность и безопасность → Локальная сеть</w:t>
+      </w:r>
+      <w:r>
+        <w:t xml:space="preserve"> </w:t>
+      </w:r>
+      <w:r>
+        <w:t xml:space="preserve">включён «Маршрут».</w:t>
       </w:r>
     </w:p>
     <w:p>
